--- a/templates/_Racine-Actifs/2026-03_Depot-Legal-Constitution_Template.docx
+++ b/templates/_Racine-Actifs/2026-03_Depot-Legal-Constitution_Template.docx
@@ -101,7 +101,7 @@
           <w:b/>
           <w:i/>
         </w:rPr>
-        <w:t>{{ TRIBUNAL_COMPETENT }}</w:t>
+        <w:t>{{ SOCIETE_TRIBUNAL }}</w:t>
       </w:r>
     </w:p>
     <w:p>
@@ -219,7 +219,7 @@
           <w:b/>
           <w:sz w:val="22"/>
         </w:rPr>
-        <w:t>{{ FORME_JURIDIQUE }}</w:t>
+        <w:t>{{ SOCIETE_FORME_JURIDIQUE }}</w:t>
       </w:r>
       <w:r>
         <w:rPr>
@@ -257,7 +257,7 @@
           <w:b/>
           <w:bCs/>
         </w:rPr>
-        <w:t>{{ DENOMINATION_SOCIALE }}</w:t>
+        <w:t>{{ SOCIETE_RAISON_SOCIALE }}</w:t>
       </w:r>
       <w:r>
         <w:rPr>
@@ -341,7 +341,7 @@
           <w:rFonts w:ascii="Aptos" w:hAnsi="Aptos"/>
           <w:b/>
         </w:rPr>
-        <w:t xml:space="preserve">{{ ADRESSE_SIEGE_SOCIAL }} </w:t>
+        <w:t xml:space="preserve">{{ SOCIETE_ADRESSE_SIEGE }} </w:t>
       </w:r>
       <w:r>
         <w:rPr>
@@ -550,7 +550,7 @@
                 <w:rFonts w:ascii="Aptos" w:hAnsi="Aptos"/>
                 <w:b/>
               </w:rPr>
-              <w:t>{{ CIVILITE_ASSOCIE }} {{ PRENOM_ASSOCIE }} {{ NOM_ASSOCIE }}</w:t>
+              <w:t>{{ ASSOCIE_CIVILITE }} {{ ASSOCIE_PRENOM }} {{ ASSOCIE_NOM }}</w:t>
             </w:r>
             <w:r>
               <w:rPr>
@@ -2217,7 +2217,7 @@
           <w:rFonts w:ascii="Aptos" w:hAnsi="Aptos"/>
           <w:bCs/>
         </w:rPr>
-        <w:t>{{ TRIBUNAL_COMPETENT }}</w:t>
+        <w:t>{{ SOCIETE_TRIBUNAL }}</w:t>
       </w:r>
       <w:r>
         <w:rPr>

--- a/templates/_Racine-Actifs/2026-03_Depot-Legal-Constitution_Template.docx
+++ b/templates/_Racine-Actifs/2026-03_Depot-Legal-Constitution_Template.docx
@@ -101,7 +101,7 @@
           <w:b/>
           <w:i/>
         </w:rPr>
-        <w:t>{{ SOCIETE_TRIBUNAL }}</w:t>
+        <w:t>_SOCIETE_TRIBUNAL_</w:t>
       </w:r>
     </w:p>
     <w:p>
@@ -219,7 +219,7 @@
           <w:b/>
           <w:sz w:val="22"/>
         </w:rPr>
-        <w:t>{{ SOCIETE_FORME_JURIDIQUE }}</w:t>
+        <w:t>_SOCIETE_FORME_JURIDIQUE_</w:t>
       </w:r>
       <w:r>
         <w:rPr>
@@ -257,7 +257,7 @@
           <w:b/>
           <w:bCs/>
         </w:rPr>
-        <w:t>{{ SOCIETE_RAISON_SOCIALE }}</w:t>
+        <w:t>_SOCIETE_RAISON_SOCIALE_</w:t>
       </w:r>
       <w:r>
         <w:rPr>
@@ -341,7 +341,7 @@
           <w:rFonts w:ascii="Aptos" w:hAnsi="Aptos"/>
           <w:b/>
         </w:rPr>
-        <w:t xml:space="preserve">{{ SOCIETE_ADRESSE_SIEGE }} </w:t>
+        <w:t xml:space="preserve">_SOCIETE_ADRESSE_SIEGE_ </w:t>
       </w:r>
       <w:r>
         <w:rPr>
@@ -550,7 +550,7 @@
                 <w:rFonts w:ascii="Aptos" w:hAnsi="Aptos"/>
                 <w:b/>
               </w:rPr>
-              <w:t>{{ ASSOCIE_CIVILITE }} {{ ASSOCIE_PRENOM }} {{ ASSOCIE_NOM }}</w:t>
+              <w:t>_ASSOCIE_CIVILITE_ _ASSOCIE_PRENOM_ _ASSOCIE_NOM_</w:t>
             </w:r>
             <w:r>
               <w:rPr>
@@ -2217,7 +2217,7 @@
           <w:rFonts w:ascii="Aptos" w:hAnsi="Aptos"/>
           <w:bCs/>
         </w:rPr>
-        <w:t>{{ SOCIETE_TRIBUNAL }}</w:t>
+        <w:t>_SOCIETE_TRIBUNAL_</w:t>
       </w:r>
       <w:r>
         <w:rPr>
